--- a/checklist/pages/zgody-klauzule-i-regulamin-newslettera-ui/zgody-klauzule-i-regulamin-newslettera-ui.ua.docx
+++ b/checklist/pages/zgody-klauzule-i-regulamin-newslettera-ui/zgody-klauzule-i-regulamin-newslettera-ui.ua.docx
@@ -58,7 +58,7 @@
         <w:pStyle w:val="ListBullet"/>
       </w:pPr>
       <w:r>
-        <w:t>Я даю згоду на отримання маркетингової інформації електронними засобами (електронною поштою) відповідно до чинних приписів і Політики конфіденційності. [необов’язково]</w:t>
+        <w:t>Я даю згоду на отримання маркетингової інформації електронними засобами — електронною поштою та SMS — у розумінні ст. 10 закону про надання послуг електронними засобами відповідно до чинних приписів і Політики конфіденційності. [необов’язково]</w:t>
       </w:r>
     </w:p>
     <w:p>
